--- a/ПиРМП/прак 9/ПиРМП_Кузнецов_ЛА_Практическая9.docx
+++ b/ПиРМП/прак 9/ПиРМП_Кузнецов_ЛА_Практическая9.docx
@@ -918,6 +918,7 @@
         <w:rPr>
           <w:rStyle w:val="a5"/>
           <w:color w:val="000000" w:themeColor="text1"/>
+          <w:u w:val="single"/>
         </w:rPr>
       </w:sdtEndPr>
       <w:sdtContent>
@@ -944,11 +945,6 @@
               <w:color w:val="000000" w:themeColor="text1"/>
             </w:rPr>
             <w:instrText>HYPERLINK  \l "_теоритическая_часть"</w:instrText>
-          </w:r>
-          <w:r>
-            <w:rPr>
-              <w:color w:val="000000" w:themeColor="text1"/>
-            </w:rPr>
           </w:r>
           <w:r>
             <w:rPr>
@@ -1014,11 +1010,6 @@
             <w:rPr>
               <w:color w:val="000000" w:themeColor="text1"/>
             </w:rPr>
-          </w:r>
-          <w:r>
-            <w:rPr>
-              <w:color w:val="000000" w:themeColor="text1"/>
-            </w:rPr>
             <w:fldChar w:fldCharType="separate"/>
           </w:r>
           <w:r>
@@ -1422,11 +1413,6 @@
             <w:rPr>
               <w:color w:val="000000" w:themeColor="text1"/>
             </w:rPr>
-          </w:r>
-          <w:r>
-            <w:rPr>
-              <w:color w:val="000000" w:themeColor="text1"/>
-            </w:rPr>
             <w:fldChar w:fldCharType="separate"/>
           </w:r>
           <w:r>
@@ -1453,8 +1439,6 @@
             </w:rPr>
             <w:t>12</w:t>
           </w:r>
-          <w:bookmarkStart w:id="1" w:name="_GoBack"/>
-          <w:bookmarkEnd w:id="1"/>
         </w:p>
         <w:p>
           <w:pPr>
@@ -1485,11 +1469,6 @@
               <w:color w:val="000000" w:themeColor="text1"/>
             </w:rPr>
             <w:instrText xml:space="preserve"> HYPERLINK  \l "_2.1_Работа_с" </w:instrText>
-          </w:r>
-          <w:r>
-            <w:rPr>
-              <w:color w:val="000000" w:themeColor="text1"/>
-            </w:rPr>
           </w:r>
           <w:r>
             <w:rPr>
@@ -1797,11 +1776,6 @@
             <w:rPr>
               <w:color w:val="000000" w:themeColor="text1"/>
             </w:rPr>
-          </w:r>
-          <w:r>
-            <w:rPr>
-              <w:color w:val="000000" w:themeColor="text1"/>
-            </w:rPr>
             <w:fldChar w:fldCharType="separate"/>
           </w:r>
           <w:r>
@@ -1832,8 +1806,8 @@
         </w:p>
       </w:sdtContent>
     </w:sdt>
-    <w:bookmarkStart w:id="2" w:name="_теоритическая_часть"/>
-    <w:bookmarkEnd w:id="2"/>
+    <w:bookmarkStart w:id="1" w:name="_теоритическая_часть"/>
+    <w:bookmarkEnd w:id="1"/>
     <w:p>
       <w:pPr>
         <w:pStyle w:val="1"/>
@@ -1861,8 +1835,8 @@
         <w:pStyle w:val="2"/>
         <w:ind w:left="708" w:firstLine="0"/>
       </w:pPr>
-      <w:bookmarkStart w:id="3" w:name="_1.1_Сохранение_состояния"/>
-      <w:bookmarkEnd w:id="3"/>
+      <w:bookmarkStart w:id="2" w:name="_1.1_Сохранение_состояния"/>
+      <w:bookmarkEnd w:id="2"/>
       <w:r>
         <w:t xml:space="preserve">1.1 </w:t>
       </w:r>
@@ -2123,18 +2097,12 @@
         <w:t>В</w:t>
       </w:r>
       <w:r>
-        <w:rPr>
-          <w:lang w:val="en-US"/>
-        </w:rPr>
         <w:t xml:space="preserve"> </w:t>
       </w:r>
       <w:r>
         <w:t>методе</w:t>
       </w:r>
       <w:r>
-        <w:rPr>
-          <w:lang w:val="en-US"/>
-        </w:rPr>
         <w:t xml:space="preserve"> </w:t>
       </w:r>
       <w:proofErr w:type="spellStart"/>
@@ -2147,34 +2115,22 @@
       </w:r>
       <w:proofErr w:type="spellEnd"/>
       <w:r>
-        <w:rPr>
-          <w:lang w:val="en-US"/>
-        </w:rPr>
         <w:t>(</w:t>
       </w:r>
       <w:proofErr w:type="gramEnd"/>
       <w:r>
-        <w:rPr>
-          <w:lang w:val="en-US"/>
-        </w:rPr>
         <w:t xml:space="preserve">) </w:t>
       </w:r>
       <w:r>
         <w:t>сохраняем</w:t>
       </w:r>
       <w:r>
-        <w:rPr>
-          <w:lang w:val="en-US"/>
-        </w:rPr>
         <w:t xml:space="preserve"> </w:t>
       </w:r>
       <w:r>
         <w:t>состояние</w:t>
       </w:r>
       <w:r>
-        <w:rPr>
-          <w:lang w:val="en-US"/>
-        </w:rPr>
         <w:t xml:space="preserve">. </w:t>
       </w:r>
       <w:r>
@@ -2274,6 +2230,10 @@
         <w:jc w:val="center"/>
       </w:pPr>
       <w:r>
+        <w:rPr>
+          <w:noProof/>
+          <w:lang w:eastAsia="ru-RU"/>
+        </w:rPr>
         <w:drawing>
           <wp:inline distT="0" distB="0" distL="0" distR="0" wp14:anchorId="208B25F9" wp14:editId="153C91C8">
             <wp:extent cx="5760720" cy="1207135"/>
@@ -2333,8 +2293,8 @@
       <w:pPr>
         <w:pStyle w:val="2"/>
       </w:pPr>
-      <w:bookmarkStart w:id="4" w:name="_1.2_Хранение_данных"/>
-      <w:bookmarkEnd w:id="4"/>
+      <w:bookmarkStart w:id="3" w:name="_1.2_Хранение_данных"/>
+      <w:bookmarkEnd w:id="3"/>
       <w:r>
         <w:t xml:space="preserve">1.2 </w:t>
       </w:r>
@@ -2645,9 +2605,6 @@
     <w:p>
       <w:pPr>
         <w:pStyle w:val="4"/>
-        <w:rPr>
-          <w:lang w:val="en-US"/>
-        </w:rPr>
       </w:pPr>
       <w:r>
         <w:t xml:space="preserve">Рисунок 1.2.1 – Расположение внутренней памяти в </w:t>
@@ -2667,8 +2624,8 @@
           <w:numId w:val="11"/>
         </w:numPr>
       </w:pPr>
-      <w:bookmarkStart w:id="5" w:name="_Внутреннее_хранилище"/>
-      <w:bookmarkEnd w:id="5"/>
+      <w:bookmarkStart w:id="4" w:name="_Внутреннее_хранилище"/>
+      <w:bookmarkEnd w:id="4"/>
       <w:r>
         <w:t>Внутреннее хранилище</w:t>
       </w:r>
@@ -2694,8 +2651,8 @@
           <w:numId w:val="11"/>
         </w:numPr>
       </w:pPr>
-      <w:bookmarkStart w:id="6" w:name="_Создание_и_запись"/>
-      <w:bookmarkEnd w:id="6"/>
+      <w:bookmarkStart w:id="5" w:name="_Создание_и_запись"/>
+      <w:bookmarkEnd w:id="5"/>
       <w:r>
         <w:t>Создание и запись файла</w:t>
       </w:r>
@@ -2795,7 +2752,8 @@
       </w:pPr>
       <w:r>
         <w:rPr>
-          <w:lang w:val="en-US"/>
+          <w:noProof/>
+          <w:lang w:eastAsia="ru-RU"/>
         </w:rPr>
         <w:drawing>
           <wp:inline distT="0" distB="0" distL="0" distR="0" wp14:anchorId="4FB174B4" wp14:editId="65D70F6E">
@@ -2905,8 +2863,8 @@
         </w:numPr>
         <w:ind w:left="0" w:firstLine="709"/>
       </w:pPr>
-      <w:bookmarkStart w:id="7" w:name="_Чтение_файла"/>
-      <w:bookmarkEnd w:id="7"/>
+      <w:bookmarkStart w:id="6" w:name="_Чтение_файла"/>
+      <w:bookmarkEnd w:id="6"/>
       <w:r>
         <w:t>Чтение файла</w:t>
       </w:r>
@@ -2981,6 +2939,10 @@
         <w:jc w:val="center"/>
       </w:pPr>
       <w:r>
+        <w:rPr>
+          <w:noProof/>
+          <w:lang w:eastAsia="ru-RU"/>
+        </w:rPr>
         <w:lastRenderedPageBreak/>
         <w:drawing>
           <wp:inline distT="0" distB="0" distL="0" distR="0" wp14:anchorId="0677DA56" wp14:editId="3EFFD3E2">
@@ -3045,8 +3007,8 @@
         </w:numPr>
         <w:ind w:left="0" w:firstLine="709"/>
       </w:pPr>
-      <w:bookmarkStart w:id="8" w:name="_Удаление_файла"/>
-      <w:bookmarkEnd w:id="8"/>
+      <w:bookmarkStart w:id="7" w:name="_Удаление_файла"/>
+      <w:bookmarkEnd w:id="7"/>
       <w:r>
         <w:t>Удаление файла</w:t>
       </w:r>
@@ -3062,6 +3024,10 @@
         <w:jc w:val="center"/>
       </w:pPr>
       <w:r>
+        <w:rPr>
+          <w:noProof/>
+          <w:lang w:eastAsia="ru-RU"/>
+        </w:rPr>
         <w:drawing>
           <wp:inline distT="0" distB="0" distL="0" distR="0" wp14:anchorId="7770593E" wp14:editId="2C1C9F0E">
             <wp:extent cx="5760720" cy="1669415"/>
@@ -3115,8 +3081,8 @@
           <w:numId w:val="11"/>
         </w:numPr>
       </w:pPr>
-      <w:bookmarkStart w:id="9" w:name="_Внешнее_хранилище"/>
-      <w:bookmarkEnd w:id="9"/>
+      <w:bookmarkStart w:id="8" w:name="_Внешнее_хранилище"/>
+      <w:bookmarkEnd w:id="8"/>
       <w:r>
         <w:t>Внешнее хранилище</w:t>
       </w:r>
@@ -3184,8 +3150,10 @@
         <w:t>API</w:t>
       </w:r>
       <w:r>
-        <w:t xml:space="preserve"> 33</w:t>
-      </w:r>
+        <w:t xml:space="preserve"> 29</w:t>
+      </w:r>
+      <w:bookmarkStart w:id="9" w:name="_GoBack"/>
+      <w:bookmarkEnd w:id="9"/>
       <w:r>
         <w:t>, что довольно печально.</w:t>
       </w:r>
@@ -3262,6 +3230,10 @@
         <w:jc w:val="center"/>
       </w:pPr>
       <w:r>
+        <w:rPr>
+          <w:noProof/>
+          <w:lang w:eastAsia="ru-RU"/>
+        </w:rPr>
         <w:drawing>
           <wp:inline distT="0" distB="0" distL="0" distR="0" wp14:anchorId="610E958E" wp14:editId="078C4EA4">
             <wp:extent cx="5099037" cy="5747657"/>
@@ -3340,6 +3312,10 @@
         <w:jc w:val="center"/>
       </w:pPr>
       <w:r>
+        <w:rPr>
+          <w:noProof/>
+          <w:lang w:eastAsia="ru-RU"/>
+        </w:rPr>
         <w:drawing>
           <wp:inline distT="0" distB="0" distL="0" distR="0" wp14:anchorId="2CB1AC31" wp14:editId="372799A3">
             <wp:extent cx="5566230" cy="3883231"/>
@@ -3411,6 +3387,10 @@
         <w:jc w:val="center"/>
       </w:pPr>
       <w:r>
+        <w:rPr>
+          <w:noProof/>
+          <w:lang w:eastAsia="ru-RU"/>
+        </w:rPr>
         <w:drawing>
           <wp:inline distT="0" distB="0" distL="0" distR="0" wp14:anchorId="053DC0C9" wp14:editId="2D1985D5">
             <wp:extent cx="5760720" cy="1353820"/>
@@ -3459,12 +3439,81 @@
     <w:p>
       <w:pPr>
         <w:pStyle w:val="1"/>
+        <w:numPr>
+          <w:ilvl w:val="0"/>
+          <w:numId w:val="11"/>
+        </w:numPr>
       </w:pPr>
       <w:bookmarkStart w:id="13" w:name="_2_практическая_часть"/>
       <w:bookmarkEnd w:id="13"/>
       <w:r>
         <w:lastRenderedPageBreak/>
-        <w:t>2 практическая часть</w:t>
+        <w:t>практическая часть</w:t>
+      </w:r>
+    </w:p>
+    <w:p>
+      <w:r>
+        <w:t>Д</w:t>
+      </w:r>
+      <w:r>
+        <w:t>анная практическая работа</w:t>
+      </w:r>
+      <w:r>
+        <w:t xml:space="preserve"> была выполнена с </w:t>
+      </w:r>
+      <w:r>
+        <w:rPr>
+          <w:lang w:val="en-US"/>
+        </w:rPr>
+        <w:t>API</w:t>
+      </w:r>
+      <w:r>
+        <w:t xml:space="preserve"> </w:t>
+      </w:r>
+      <w:r>
+        <w:t>28 и ниже.</w:t>
+      </w:r>
+      <w:r>
+        <w:t xml:space="preserve"> Связано это с тем, что </w:t>
+      </w:r>
+      <w:r>
+        <w:rPr>
+          <w:lang w:val="en-US"/>
+        </w:rPr>
+        <w:t>uses</w:t>
+      </w:r>
+      <w:r>
+        <w:t>-</w:t>
+      </w:r>
+      <w:proofErr w:type="spellStart"/>
+      <w:r>
+        <w:rPr>
+          <w:lang w:val="en-US"/>
+        </w:rPr>
+        <w:t>premission</w:t>
+      </w:r>
+      <w:proofErr w:type="spellEnd"/>
+      <w:r>
+        <w:t xml:space="preserve"> </w:t>
+      </w:r>
+      <w:r>
+        <w:t xml:space="preserve">для получения разрешения к файлам внешнего и внутреннего </w:t>
+      </w:r>
+      <w:proofErr w:type="spellStart"/>
+      <w:r>
+        <w:t>хранилищих</w:t>
+      </w:r>
+      <w:proofErr w:type="spellEnd"/>
+      <w:r>
+        <w:t xml:space="preserve"> необходимо работать на </w:t>
+      </w:r>
+      <w:proofErr w:type="spellStart"/>
+      <w:r>
+        <w:t>балее</w:t>
+      </w:r>
+      <w:proofErr w:type="spellEnd"/>
+      <w:r>
+        <w:t xml:space="preserve"> старых версиях из-за их специфики работы с памятью.</w:t>
       </w:r>
     </w:p>
     <w:p>
@@ -3507,10 +3556,14 @@
         <w:jc w:val="center"/>
       </w:pPr>
       <w:r>
+        <w:rPr>
+          <w:noProof/>
+          <w:lang w:eastAsia="ru-RU"/>
+        </w:rPr>
         <w:drawing>
           <wp:inline distT="0" distB="0" distL="0" distR="0" wp14:anchorId="473019AA" wp14:editId="1B556E12">
-            <wp:extent cx="5760720" cy="4170045"/>
-            <wp:effectExtent l="0" t="0" r="0" b="1905"/>
+            <wp:extent cx="4572000" cy="3309560"/>
+            <wp:effectExtent l="0" t="0" r="0" b="5715"/>
             <wp:docPr id="12" name="Рисунок 12"/>
             <wp:cNvGraphicFramePr>
               <a:graphicFrameLocks xmlns:a="http://schemas.openxmlformats.org/drawingml/2006/main" noChangeAspect="1"/>
@@ -3531,7 +3584,7 @@
                   <pic:spPr>
                     <a:xfrm>
                       <a:off x="0" y="0"/>
-                      <a:ext cx="5760720" cy="4170045"/>
+                      <a:ext cx="4616647" cy="3341879"/>
                     </a:xfrm>
                     <a:prstGeom prst="rect">
                       <a:avLst/>
@@ -3574,6 +3627,10 @@
         <w:jc w:val="center"/>
       </w:pPr>
       <w:r>
+        <w:rPr>
+          <w:noProof/>
+          <w:lang w:eastAsia="ru-RU"/>
+        </w:rPr>
         <w:lastRenderedPageBreak/>
         <w:drawing>
           <wp:inline distT="0" distB="0" distL="0" distR="0" wp14:anchorId="376C5DD0" wp14:editId="5357D405">
@@ -3615,9 +3672,6 @@
     <w:p>
       <w:pPr>
         <w:pStyle w:val="4"/>
-        <w:rPr>
-          <w:lang w:val="en-US"/>
-        </w:rPr>
       </w:pPr>
       <w:r>
         <w:t xml:space="preserve">Рисунок 2.1.1.2 </w:t>
@@ -3642,7 +3696,8 @@
       </w:pPr>
       <w:r>
         <w:rPr>
-          <w:lang w:val="en-US"/>
+          <w:noProof/>
+          <w:lang w:eastAsia="ru-RU"/>
         </w:rPr>
         <w:drawing>
           <wp:inline distT="0" distB="0" distL="0" distR="0" wp14:anchorId="6B6DAD63" wp14:editId="69A1AC8B">
@@ -3742,6 +3797,10 @@
         </w:rPr>
       </w:pPr>
       <w:r>
+        <w:rPr>
+          <w:noProof/>
+          <w:lang w:eastAsia="ru-RU"/>
+        </w:rPr>
         <w:lastRenderedPageBreak/>
         <w:drawing>
           <wp:inline distT="0" distB="0" distL="0" distR="0" wp14:anchorId="7A653AD1" wp14:editId="188E5A77">
@@ -3806,6 +3865,10 @@
         <w:jc w:val="center"/>
       </w:pPr>
       <w:r>
+        <w:rPr>
+          <w:noProof/>
+          <w:lang w:eastAsia="ru-RU"/>
+        </w:rPr>
         <w:drawing>
           <wp:inline distT="0" distB="0" distL="0" distR="0" wp14:anchorId="2831487F" wp14:editId="05B6EBA2">
             <wp:extent cx="1864426" cy="3776553"/>
@@ -3882,7 +3945,8 @@
       </w:pPr>
       <w:r>
         <w:rPr>
-          <w:lang w:val="en-US"/>
+          <w:noProof/>
+          <w:lang w:eastAsia="ru-RU"/>
         </w:rPr>
         <w:lastRenderedPageBreak/>
         <w:drawing>
@@ -3939,6 +4003,10 @@
         <w:jc w:val="center"/>
       </w:pPr>
       <w:r>
+        <w:rPr>
+          <w:noProof/>
+          <w:lang w:eastAsia="ru-RU"/>
+        </w:rPr>
         <w:drawing>
           <wp:inline distT="0" distB="0" distL="0" distR="0" wp14:anchorId="2BDEDB5D" wp14:editId="1F92515C">
             <wp:extent cx="2268263" cy="4239491"/>
@@ -4012,6 +4080,10 @@
         <w:jc w:val="center"/>
       </w:pPr>
       <w:r>
+        <w:rPr>
+          <w:noProof/>
+          <w:lang w:eastAsia="ru-RU"/>
+        </w:rPr>
         <w:lastRenderedPageBreak/>
         <w:drawing>
           <wp:inline distT="0" distB="0" distL="0" distR="0" wp14:anchorId="4B47F057" wp14:editId="21DC231B">
@@ -4100,7 +4172,8 @@
       </w:pPr>
       <w:r>
         <w:rPr>
-          <w:lang w:val="en-US"/>
+          <w:noProof/>
+          <w:lang w:eastAsia="ru-RU"/>
         </w:rPr>
         <w:drawing>
           <wp:inline distT="0" distB="0" distL="0" distR="0" wp14:anchorId="153B930F" wp14:editId="29856E88">
@@ -4169,7 +4242,8 @@
       </w:pPr>
       <w:r>
         <w:rPr>
-          <w:lang w:val="en-US"/>
+          <w:noProof/>
+          <w:lang w:eastAsia="ru-RU"/>
         </w:rPr>
         <w:drawing>
           <wp:inline distT="0" distB="0" distL="0" distR="0" wp14:anchorId="7EEE2734" wp14:editId="1162E0E4">
@@ -4280,6 +4354,10 @@
         <w:jc w:val="center"/>
       </w:pPr>
       <w:r>
+        <w:rPr>
+          <w:noProof/>
+          <w:lang w:eastAsia="ru-RU"/>
+        </w:rPr>
         <w:drawing>
           <wp:inline distT="0" distB="0" distL="0" distR="0" wp14:anchorId="195A4CFE" wp14:editId="38486EA9">
             <wp:extent cx="4393870" cy="2103459"/>
@@ -4542,6 +4620,10 @@
         <w:jc w:val="center"/>
       </w:pPr>
       <w:r>
+        <w:rPr>
+          <w:noProof/>
+          <w:lang w:eastAsia="ru-RU"/>
+        </w:rPr>
         <w:drawing>
           <wp:inline distT="0" distB="0" distL="0" distR="0" wp14:anchorId="3AAB9C49" wp14:editId="64978079">
             <wp:extent cx="4025735" cy="3302416"/>
@@ -4593,6 +4675,10 @@
         <w:jc w:val="center"/>
       </w:pPr>
       <w:r>
+        <w:rPr>
+          <w:noProof/>
+          <w:lang w:eastAsia="ru-RU"/>
+        </w:rPr>
         <w:drawing>
           <wp:inline distT="0" distB="0" distL="0" distR="0" wp14:anchorId="232887A3" wp14:editId="64E83E59">
             <wp:extent cx="4180114" cy="3073803"/>
@@ -4793,6 +4879,10 @@
         <w:jc w:val="center"/>
       </w:pPr>
       <w:r>
+        <w:rPr>
+          <w:noProof/>
+          <w:lang w:eastAsia="ru-RU"/>
+        </w:rPr>
         <w:drawing>
           <wp:inline distT="0" distB="0" distL="0" distR="0" wp14:anchorId="3CACB6C5" wp14:editId="48EC869F">
             <wp:extent cx="4975761" cy="3661616"/>
@@ -4844,6 +4934,10 @@
         <w:jc w:val="center"/>
       </w:pPr>
       <w:r>
+        <w:rPr>
+          <w:noProof/>
+          <w:lang w:eastAsia="ru-RU"/>
+        </w:rPr>
         <w:drawing>
           <wp:inline distT="0" distB="0" distL="0" distR="0" wp14:anchorId="34F5608C" wp14:editId="4485AC15">
             <wp:extent cx="4032665" cy="4334493"/>
@@ -4895,6 +4989,10 @@
         <w:jc w:val="center"/>
       </w:pPr>
       <w:r>
+        <w:rPr>
+          <w:noProof/>
+          <w:lang w:eastAsia="ru-RU"/>
+        </w:rPr>
         <w:lastRenderedPageBreak/>
         <w:drawing>
           <wp:inline distT="0" distB="0" distL="0" distR="0" wp14:anchorId="57277792" wp14:editId="202302FE">
@@ -4962,7 +5060,8 @@
       </w:pPr>
       <w:r>
         <w:rPr>
-          <w:lang w:val="en-US"/>
+          <w:noProof/>
+          <w:lang w:eastAsia="ru-RU"/>
         </w:rPr>
         <w:drawing>
           <wp:inline distT="0" distB="0" distL="0" distR="0" wp14:anchorId="7A3693C6" wp14:editId="1AD01A67">
@@ -5028,7 +5127,8 @@
       </w:pPr>
       <w:r>
         <w:rPr>
-          <w:lang w:val="en-US"/>
+          <w:noProof/>
+          <w:lang w:eastAsia="ru-RU"/>
         </w:rPr>
         <w:lastRenderedPageBreak/>
         <w:drawing>
@@ -5095,7 +5195,8 @@
       </w:pPr>
       <w:r>
         <w:rPr>
-          <w:lang w:val="en-US"/>
+          <w:noProof/>
+          <w:lang w:eastAsia="ru-RU"/>
         </w:rPr>
         <w:drawing>
           <wp:inline distT="0" distB="0" distL="0" distR="0" wp14:anchorId="08208EF0" wp14:editId="6418363F">
@@ -5137,9 +5238,6 @@
     <w:p>
       <w:pPr>
         <w:pStyle w:val="4"/>
-        <w:rPr>
-          <w:lang w:val="en-US"/>
-        </w:rPr>
       </w:pPr>
       <w:r>
         <w:t>Рисунок 2.3.</w:t>
@@ -5202,6 +5300,10 @@
         <w:jc w:val="center"/>
       </w:pPr>
       <w:r>
+        <w:rPr>
+          <w:noProof/>
+          <w:lang w:eastAsia="ru-RU"/>
+        </w:rPr>
         <w:drawing>
           <wp:inline distT="0" distB="0" distL="0" distR="0" wp14:anchorId="0FE5FD69" wp14:editId="0537558D">
             <wp:extent cx="5760720" cy="5961380"/>
@@ -5254,6 +5356,10 @@
         <w:jc w:val="center"/>
       </w:pPr>
       <w:r>
+        <w:rPr>
+          <w:noProof/>
+          <w:lang w:eastAsia="ru-RU"/>
+        </w:rPr>
         <w:lastRenderedPageBreak/>
         <w:drawing>
           <wp:inline distT="0" distB="0" distL="0" distR="0" wp14:anchorId="36D9C2BD" wp14:editId="5B108F32">
@@ -5318,7 +5424,8 @@
       </w:pPr>
       <w:r>
         <w:rPr>
-          <w:lang w:val="en-US"/>
+          <w:noProof/>
+          <w:lang w:eastAsia="ru-RU"/>
         </w:rPr>
         <w:drawing>
           <wp:inline distT="0" distB="0" distL="0" distR="0" wp14:anchorId="25525665" wp14:editId="62C92360">
@@ -5374,7 +5481,8 @@
       </w:pPr>
       <w:r>
         <w:rPr>
-          <w:lang w:val="en-US"/>
+          <w:noProof/>
+          <w:lang w:eastAsia="ru-RU"/>
         </w:rPr>
         <w:lastRenderedPageBreak/>
         <w:drawing>
@@ -5491,6 +5599,7 @@
         <w:docPartUnique/>
       </w:docPartObj>
     </w:sdtPr>
+    <w:sdtEndPr/>
     <w:sdtContent>
       <w:p>
         <w:pPr>
@@ -5511,7 +5620,7 @@
           <w:rPr>
             <w:noProof/>
           </w:rPr>
-          <w:t>3</w:t>
+          <w:t>22</w:t>
         </w:r>
         <w:r>
           <w:fldChar w:fldCharType="end"/>

--- a/ПиРМП/прак 9/ПиРМП_Кузнецов_ЛА_Практическая9.docx
+++ b/ПиРМП/прак 9/ПиРМП_Кузнецов_ЛА_Практическая9.docx
@@ -2621,7 +2621,7 @@
         <w:pStyle w:val="2"/>
         <w:numPr>
           <w:ilvl w:val="1"/>
-          <w:numId w:val="11"/>
+          <w:numId w:val="13"/>
         </w:numPr>
       </w:pPr>
       <w:bookmarkStart w:id="4" w:name="_Внутреннее_хранилище"/>
@@ -2648,14 +2648,17 @@
         <w:pStyle w:val="3"/>
         <w:numPr>
           <w:ilvl w:val="2"/>
-          <w:numId w:val="11"/>
+          <w:numId w:val="13"/>
         </w:numPr>
+        <w:ind w:left="0" w:firstLine="709"/>
       </w:pPr>
       <w:bookmarkStart w:id="5" w:name="_Создание_и_запись"/>
       <w:bookmarkEnd w:id="5"/>
       <w:r>
         <w:t>Создание и запись файла</w:t>
       </w:r>
+      <w:bookmarkStart w:id="6" w:name="_GoBack"/>
+      <w:bookmarkEnd w:id="6"/>
     </w:p>
     <w:p>
       <w:r>
@@ -2756,7 +2759,7 @@
           <w:lang w:eastAsia="ru-RU"/>
         </w:rPr>
         <w:drawing>
-          <wp:inline distT="0" distB="0" distL="0" distR="0" wp14:anchorId="4FB174B4" wp14:editId="65D70F6E">
+          <wp:inline distT="0" distB="0" distL="0" distR="0" wp14:anchorId="79657693" wp14:editId="4482DFD6">
             <wp:extent cx="5760720" cy="3430905"/>
             <wp:effectExtent l="0" t="0" r="0" b="0"/>
             <wp:docPr id="5" name="Рисунок 5"/>
@@ -2841,30 +2844,18 @@
       <w:r>
         <w:t>И если дважды нажать на файл, то можно увидеть его содержимое</w:t>
       </w:r>
-      <w:r>
-        <w:t xml:space="preserve"> (</w:t>
-      </w:r>
-      <w:r>
-        <w:t>рисунок 1.3.1.4</w:t>
-      </w:r>
-      <w:r>
-        <w:t>)</w:t>
-      </w:r>
-      <w:r>
-        <w:t>.</w:t>
-      </w:r>
     </w:p>
     <w:p>
       <w:pPr>
         <w:pStyle w:val="3"/>
         <w:numPr>
           <w:ilvl w:val="2"/>
-          <w:numId w:val="11"/>
+          <w:numId w:val="13"/>
         </w:numPr>
         <w:ind w:left="0" w:firstLine="709"/>
       </w:pPr>
-      <w:bookmarkStart w:id="6" w:name="_Чтение_файла"/>
-      <w:bookmarkEnd w:id="6"/>
+      <w:bookmarkStart w:id="7" w:name="_Чтение_файла"/>
+      <w:bookmarkEnd w:id="7"/>
       <w:r>
         <w:t>Чтение файла</w:t>
       </w:r>
@@ -2945,7 +2936,7 @@
         </w:rPr>
         <w:lastRenderedPageBreak/>
         <w:drawing>
-          <wp:inline distT="0" distB="0" distL="0" distR="0" wp14:anchorId="0677DA56" wp14:editId="3EFFD3E2">
+          <wp:inline distT="0" distB="0" distL="0" distR="0" wp14:anchorId="6BD1E716" wp14:editId="6E9B28BB">
             <wp:extent cx="4833257" cy="3648384"/>
             <wp:effectExtent l="0" t="0" r="5715" b="9525"/>
             <wp:docPr id="6" name="Рисунок 6"/>
@@ -3003,12 +2994,12 @@
         <w:pStyle w:val="3"/>
         <w:numPr>
           <w:ilvl w:val="2"/>
-          <w:numId w:val="11"/>
+          <w:numId w:val="13"/>
         </w:numPr>
         <w:ind w:left="0" w:firstLine="709"/>
       </w:pPr>
-      <w:bookmarkStart w:id="7" w:name="_Удаление_файла"/>
-      <w:bookmarkEnd w:id="7"/>
+      <w:bookmarkStart w:id="8" w:name="_Удаление_файла"/>
+      <w:bookmarkEnd w:id="8"/>
       <w:r>
         <w:t>Удаление файла</w:t>
       </w:r>
@@ -3029,7 +3020,7 @@
           <w:lang w:eastAsia="ru-RU"/>
         </w:rPr>
         <w:drawing>
-          <wp:inline distT="0" distB="0" distL="0" distR="0" wp14:anchorId="7770593E" wp14:editId="2C1C9F0E">
+          <wp:inline distT="0" distB="0" distL="0" distR="0" wp14:anchorId="517683F2" wp14:editId="4AB0B80D">
             <wp:extent cx="5760720" cy="1669415"/>
             <wp:effectExtent l="0" t="0" r="0" b="6985"/>
             <wp:docPr id="7" name="Рисунок 7"/>
@@ -3078,11 +3069,11 @@
         <w:pStyle w:val="2"/>
         <w:numPr>
           <w:ilvl w:val="1"/>
-          <w:numId w:val="11"/>
+          <w:numId w:val="13"/>
         </w:numPr>
       </w:pPr>
-      <w:bookmarkStart w:id="8" w:name="_Внешнее_хранилище"/>
-      <w:bookmarkEnd w:id="8"/>
+      <w:bookmarkStart w:id="9" w:name="_Внешнее_хранилище"/>
+      <w:bookmarkEnd w:id="9"/>
       <w:r>
         <w:t>Внешнее хранилище</w:t>
       </w:r>
@@ -3152,8 +3143,6 @@
       <w:r>
         <w:t xml:space="preserve"> 29</w:t>
       </w:r>
-      <w:bookmarkStart w:id="9" w:name="_GoBack"/>
-      <w:bookmarkEnd w:id="9"/>
       <w:r>
         <w:t>, что довольно печально.</w:t>
       </w:r>
@@ -3201,7 +3190,7 @@
         <w:pStyle w:val="3"/>
         <w:numPr>
           <w:ilvl w:val="2"/>
-          <w:numId w:val="11"/>
+          <w:numId w:val="13"/>
         </w:numPr>
         <w:ind w:left="1418"/>
       </w:pPr>
@@ -3235,7 +3224,7 @@
           <w:lang w:eastAsia="ru-RU"/>
         </w:rPr>
         <w:drawing>
-          <wp:inline distT="0" distB="0" distL="0" distR="0" wp14:anchorId="610E958E" wp14:editId="078C4EA4">
+          <wp:inline distT="0" distB="0" distL="0" distR="0" wp14:anchorId="78919C17" wp14:editId="051E289A">
             <wp:extent cx="5099037" cy="5747657"/>
             <wp:effectExtent l="0" t="0" r="6985" b="5715"/>
             <wp:docPr id="9" name="Рисунок 9"/>
@@ -3287,7 +3276,7 @@
         <w:pStyle w:val="3"/>
         <w:numPr>
           <w:ilvl w:val="2"/>
-          <w:numId w:val="11"/>
+          <w:numId w:val="13"/>
         </w:numPr>
         <w:ind w:left="0" w:firstLine="709"/>
       </w:pPr>
@@ -3317,7 +3306,7 @@
           <w:lang w:eastAsia="ru-RU"/>
         </w:rPr>
         <w:drawing>
-          <wp:inline distT="0" distB="0" distL="0" distR="0" wp14:anchorId="2CB1AC31" wp14:editId="372799A3">
+          <wp:inline distT="0" distB="0" distL="0" distR="0" wp14:anchorId="7108545D" wp14:editId="67996B5E">
             <wp:extent cx="5566230" cy="3883231"/>
             <wp:effectExtent l="0" t="0" r="0" b="3175"/>
             <wp:docPr id="10" name="Рисунок 10"/>
@@ -3366,7 +3355,7 @@
         <w:pStyle w:val="3"/>
         <w:numPr>
           <w:ilvl w:val="2"/>
-          <w:numId w:val="11"/>
+          <w:numId w:val="13"/>
         </w:numPr>
         <w:ind w:left="0" w:firstLine="709"/>
       </w:pPr>
@@ -3392,7 +3381,7 @@
           <w:lang w:eastAsia="ru-RU"/>
         </w:rPr>
         <w:drawing>
-          <wp:inline distT="0" distB="0" distL="0" distR="0" wp14:anchorId="053DC0C9" wp14:editId="2D1985D5">
+          <wp:inline distT="0" distB="0" distL="0" distR="0" wp14:anchorId="03B8F175" wp14:editId="6913D617">
             <wp:extent cx="5760720" cy="1353820"/>
             <wp:effectExtent l="0" t="0" r="0" b="0"/>
             <wp:docPr id="11" name="Рисунок 11"/>
@@ -3441,7 +3430,7 @@
         <w:pStyle w:val="1"/>
         <w:numPr>
           <w:ilvl w:val="0"/>
-          <w:numId w:val="11"/>
+          <w:numId w:val="13"/>
         </w:numPr>
       </w:pPr>
       <w:bookmarkStart w:id="13" w:name="_2_практическая_часть"/>
@@ -5620,7 +5609,7 @@
           <w:rPr>
             <w:noProof/>
           </w:rPr>
-          <w:t>22</w:t>
+          <w:t>10</w:t>
         </w:r>
         <w:r>
           <w:fldChar w:fldCharType="end"/>
@@ -6528,6 +6517,119 @@
     </w:lvl>
   </w:abstractNum>
   <w:abstractNum w:abstractNumId="8">
+    <w:nsid w:val="3EDA77BA"/>
+    <w:multiLevelType w:val="multilevel"/>
+    <w:tmpl w:val="CB5ADCF4"/>
+    <w:lvl w:ilvl="0">
+      <w:start w:val="1"/>
+      <w:numFmt w:val="decimal"/>
+      <w:lvlText w:val="%1"/>
+      <w:lvlJc w:val="left"/>
+      <w:pPr>
+        <w:ind w:left="405" w:hanging="405"/>
+      </w:pPr>
+      <w:rPr>
+        <w:rFonts w:hint="default"/>
+      </w:rPr>
+    </w:lvl>
+    <w:lvl w:ilvl="1">
+      <w:start w:val="3"/>
+      <w:numFmt w:val="decimal"/>
+      <w:lvlText w:val="%1.%2"/>
+      <w:lvlJc w:val="left"/>
+      <w:pPr>
+        <w:ind w:left="1429" w:hanging="720"/>
+      </w:pPr>
+      <w:rPr>
+        <w:rFonts w:hint="default"/>
+      </w:rPr>
+    </w:lvl>
+    <w:lvl w:ilvl="2">
+      <w:start w:val="1"/>
+      <w:numFmt w:val="decimal"/>
+      <w:lvlText w:val="%1.%2.%3"/>
+      <w:lvlJc w:val="left"/>
+      <w:pPr>
+        <w:ind w:left="2138" w:hanging="720"/>
+      </w:pPr>
+      <w:rPr>
+        <w:rFonts w:hint="default"/>
+      </w:rPr>
+    </w:lvl>
+    <w:lvl w:ilvl="3">
+      <w:start w:val="1"/>
+      <w:numFmt w:val="decimal"/>
+      <w:lvlText w:val="%1.%2.%3.%4"/>
+      <w:lvlJc w:val="left"/>
+      <w:pPr>
+        <w:ind w:left="3207" w:hanging="1080"/>
+      </w:pPr>
+      <w:rPr>
+        <w:rFonts w:hint="default"/>
+      </w:rPr>
+    </w:lvl>
+    <w:lvl w:ilvl="4">
+      <w:start w:val="1"/>
+      <w:numFmt w:val="decimal"/>
+      <w:lvlText w:val="%1.%2.%3.%4.%5"/>
+      <w:lvlJc w:val="left"/>
+      <w:pPr>
+        <w:ind w:left="4276" w:hanging="1440"/>
+      </w:pPr>
+      <w:rPr>
+        <w:rFonts w:hint="default"/>
+      </w:rPr>
+    </w:lvl>
+    <w:lvl w:ilvl="5">
+      <w:start w:val="1"/>
+      <w:numFmt w:val="decimal"/>
+      <w:lvlText w:val="%1.%2.%3.%4.%5.%6"/>
+      <w:lvlJc w:val="left"/>
+      <w:pPr>
+        <w:ind w:left="4985" w:hanging="1440"/>
+      </w:pPr>
+      <w:rPr>
+        <w:rFonts w:hint="default"/>
+      </w:rPr>
+    </w:lvl>
+    <w:lvl w:ilvl="6">
+      <w:start w:val="1"/>
+      <w:numFmt w:val="decimal"/>
+      <w:lvlText w:val="%1.%2.%3.%4.%5.%6.%7"/>
+      <w:lvlJc w:val="left"/>
+      <w:pPr>
+        <w:ind w:left="6054" w:hanging="1800"/>
+      </w:pPr>
+      <w:rPr>
+        <w:rFonts w:hint="default"/>
+      </w:rPr>
+    </w:lvl>
+    <w:lvl w:ilvl="7">
+      <w:start w:val="1"/>
+      <w:numFmt w:val="decimal"/>
+      <w:lvlText w:val="%1.%2.%3.%4.%5.%6.%7.%8"/>
+      <w:lvlJc w:val="left"/>
+      <w:pPr>
+        <w:ind w:left="7123" w:hanging="2160"/>
+      </w:pPr>
+      <w:rPr>
+        <w:rFonts w:hint="default"/>
+      </w:rPr>
+    </w:lvl>
+    <w:lvl w:ilvl="8">
+      <w:start w:val="1"/>
+      <w:numFmt w:val="decimal"/>
+      <w:lvlText w:val="%1.%2.%3.%4.%5.%6.%7.%8.%9"/>
+      <w:lvlJc w:val="left"/>
+      <w:pPr>
+        <w:ind w:left="7832" w:hanging="2160"/>
+      </w:pPr>
+      <w:rPr>
+        <w:rFonts w:hint="default"/>
+      </w:rPr>
+    </w:lvl>
+  </w:abstractNum>
+  <w:abstractNum w:abstractNumId="9">
     <w:nsid w:val="4954668E"/>
     <w:multiLevelType w:val="multilevel"/>
     <w:tmpl w:val="6A78D43A"/>
@@ -6640,7 +6742,7 @@
       </w:rPr>
     </w:lvl>
   </w:abstractNum>
-  <w:abstractNum w:abstractNumId="9">
+  <w:abstractNum w:abstractNumId="10">
     <w:nsid w:val="5EEB228A"/>
     <w:multiLevelType w:val="hybridMultilevel"/>
     <w:tmpl w:val="CA84CF66"/>
@@ -6729,7 +6831,7 @@
       </w:pPr>
     </w:lvl>
   </w:abstractNum>
-  <w:abstractNum w:abstractNumId="10">
+  <w:abstractNum w:abstractNumId="11">
     <w:nsid w:val="74EE290D"/>
     <w:multiLevelType w:val="hybridMultilevel"/>
     <w:tmpl w:val="6C2E79E4"/>
@@ -6843,7 +6945,7 @@
       </w:rPr>
     </w:lvl>
   </w:abstractNum>
-  <w:abstractNum w:abstractNumId="11">
+  <w:abstractNum w:abstractNumId="12">
     <w:nsid w:val="7B6942EE"/>
     <w:multiLevelType w:val="multilevel"/>
     <w:tmpl w:val="C0147B8E"/>
@@ -6957,7 +7059,7 @@
     </w:lvl>
   </w:abstractNum>
   <w:num w:numId="1">
-    <w:abstractNumId w:val="10"/>
+    <w:abstractNumId w:val="11"/>
   </w:num>
   <w:num w:numId="2">
     <w:abstractNumId w:val="4"/>
@@ -6969,16 +7071,16 @@
     <w:abstractNumId w:val="6"/>
   </w:num>
   <w:num w:numId="5">
-    <w:abstractNumId w:val="9"/>
+    <w:abstractNumId w:val="10"/>
   </w:num>
   <w:num w:numId="6">
     <w:abstractNumId w:val="3"/>
   </w:num>
   <w:num w:numId="7">
-    <w:abstractNumId w:val="8"/>
+    <w:abstractNumId w:val="9"/>
   </w:num>
   <w:num w:numId="8">
-    <w:abstractNumId w:val="11"/>
+    <w:abstractNumId w:val="12"/>
   </w:num>
   <w:num w:numId="9">
     <w:abstractNumId w:val="5"/>
@@ -6991,6 +7093,9 @@
   </w:num>
   <w:num w:numId="12">
     <w:abstractNumId w:val="7"/>
+  </w:num>
+  <w:num w:numId="13">
+    <w:abstractNumId w:val="8"/>
   </w:num>
 </w:numbering>
 </file>
